--- a/manuscript_ipm/submission_ipm/01_Cover_letter.docx
+++ b/manuscript_ipm/submission_ipm/01_Cover_letter.docx
@@ -47,7 +47,7 @@
     </w:p>
     <w:p>
       <w:r>
-        <w:t>The manuscript is original, has not been published, and is not under consideration elsewhere. It has not been posted as a preprint. I am the sole author and have no competing interests; the work received no specific funding. The use of generative AI tools is declared in the manuscript. In line with the journal’s double-anonymised review, the manuscript file contains no author information; author details are in the separate title page.</w:t>
+        <w:t>The manuscript is original, has not been published, and is not under consideration elsewhere. I am the sole author and have no competing interests; the work received no specific funding. The use of generative AI tools is declared in the manuscript. In line with the journal’s double-anonymised review, the manuscript file contains no author information; author details are in the separate title page.</w:t>
       </w:r>
     </w:p>
     <w:p>
